--- a/example_articles/countries/South Africa/3.countries_South Africa_New_York_Times.docx
+++ b/example_articles/countries/South Africa/3.countries_South Africa_New_York_Times.docx
@@ -27,17 +27,17 @@
     </w:p>
     <w:p>
       <w:r>
-        <w:t>Source File: NYT/43.DOCX</w:t>
+        <w:t>Source file: NYT/43.DOCX</w:t>
       </w:r>
     </w:p>
     <w:p>
       <w:r>
-        <w:t>Raw locations result: ['South Africa']</w:t>
+        <w:t>Raw locations result, 'locations': ['South Africa']</w:t>
       </w:r>
     </w:p>
     <w:p>
       <w:r>
-        <w:t>countries_stand_flat (Standardized): South Africa</w:t>
+        <w:t>Standardized locations result, 'countries_stand_flat': South Africa</w:t>
       </w:r>
     </w:p>
     <w:p>

--- a/example_articles/countries/South Africa/3.countries_South Africa_New_York_Times.docx
+++ b/example_articles/countries/South Africa/3.countries_South Africa_New_York_Times.docx
@@ -7,7 +7,7 @@
         <w:pStyle w:val="Heading1"/>
       </w:pPr>
       <w:r>
-        <w:t>An M.V.P. (Most Valuable Product) Who Created the Age of Plaid</w:t>
+        <w:t>New CDs</w:t>
       </w:r>
     </w:p>
     <w:p>
@@ -17,17 +17,17 @@
     </w:p>
     <w:p>
       <w:r>
-        <w:t>Date: 1994-12-11</w:t>
+        <w:t>Date: 2010-10-18</w:t>
       </w:r>
     </w:p>
     <w:p>
       <w:r>
-        <w:t>Section: Section 8; ; Section 8;  Page 8;  Column 1;  Sports Desk ; Column 1;</w:t>
+        <w:t>Section: Section C; Column 0; The Arts/Cultural Desk; Pg. 4; CRITICS' CHOICE</w:t>
       </w:r>
     </w:p>
     <w:p>
       <w:r>
-        <w:t>Source file: NYT/43.DOCX</w:t>
+        <w:t>Source file: NYT/41.DOCX</w:t>
       </w:r>
     </w:p>
     <w:p>
@@ -49,31 +49,74 @@
     </w:p>
     <w:p>
       <w:r>
-        <w:t>The Athletes' Revolt, which lost its ideology in the 1970's en route to the bank, has finally come back to golf, where the movement took off in 1959 when Arnold Palmer and Mark McCormack, founder of the International Management Group, began the packaging and marketing of individual athletes beyond mere performance or endorsement. Along the way, Palmer sold golf to America beyond anything Babe Ruth did for baseball or Michael Jordan for basketball.</w:t>
+        <w:t>SUGARLAND</w:t>
         <w:br/>
-        <w:t>And now, thanks to the baseball strike depressing the value of Bonds, et al., Palmer and his stalker, Jack Nicklaus, have climbed the Forbes Magazine list of top-earning athletes, right behind Jordan and Shaq. The only other golfer in the top 40, Greg Norman, is challenging the dominance of the established professional circuit with the World Tour, bankrolled by the Fox Network and an end-of-the-century twist on the various upheavals caused by upstart leagues, leaping shoe companies and free agency. If the Great White Shark is successful, he should thank the Golden Bull.</w:t>
+        <w:t>''The Incredible Machine''</w:t>
         <w:br/>
-        <w:t>The year that Arnold Palmer was born, 1929, there were something more than 5,000 golf courses in America, most of them private. This year, when Palmer qualified for Social Security, there were 14,648 courses and more than half were open to the public. He had democratized golf, opened it up to millions of Americans like himself, children of the working class carried forward by Cold War prosperity and the leisure revolution.</w:t>
+        <w:t>(Mercury Nashville)</w:t>
         <w:br/>
-        <w:t xml:space="preserve"> Arnie's Army was more than a mob of fans. It was a new American class wearing plaid, polyester Arnold Palmer clothes cleaned at Arnold Palmer laundries, wielding Arnold Palmer clubs on a course designed by Arnold Palmer, confident that if an errant shot beaned someone, their Arnold Palmer insurance policy would cover the claim as they tried to find the swing they had learned in an Arnold Palmer Golf Academy lesson that would bring their game closer to what they remembered from an Arnold Palmer video.</w:t>
+        <w:t>No country act struggles more with its countryness than Sugarland. It isn't especially equipped for the task. Jennifer Nettles, the lead singer, has a showstopping voice, a slick howl that feels effortless. Kristian Bush, her partner, plays sweet, cheerful guitar. Their brand of country-pop is shiny and overwhelmingly optimistic, filling and simple.</w:t>
         <w:br/>
-        <w:t>Now, while resting, they will be able to read "Arnold Palmer: A Personal Journey" (HarperCollins, $40), which, like its subject, is handsome, engaging and totally satisfying so long as you are willing to buy into the conservative-minded, suburban fantasy that is Palmer.</w:t>
+        <w:t>Sugarland is a duo, though really only in name: it's Ms. Nettles's show, and it's been an impressive one since its 2004 debut, ''Twice the Speed of Life.'' But on ''The Incredible Machine,'' the fourth Sugarland album, Ms. Nettles is in retreat, taking pains to undermine her monster of a voice, perhaps the best in country music today. She softens its punch by pulling away from some syllables on ''All We Are.'' On ''Tonight,'' she adopts a breathy, slightly gothic 1980s theatricality. Most peculiar is the reggae patois she slips into on ''Every Girl Like Me'' and the single ''Stuck Like Glue.''</w:t>
         <w:br/>
-        <w:t>As Thomas Hauser, who has written the text that smoothly links the evocative pictures, said recently: "Arnold is like Ronald Reagan, people see what they want to see in him. I've never met anyone whose image has been so carefully cultivated that the public thinks they really know. There's substance to the man, but people react to the image."</w:t>
+        <w:t>This all amounts to an unwelcome unraveling of the Sugarland formula. As a country duo, the members of Sugarland are surefooted. As tweakers of Nashville orthodoxies, they're goofy and fun, but clumsy. ''Stuck Like Glue'' opens with a bit of pseudo-beatboxing, though it's notable more for being irksome than for being novel. ''Find the Beat Again'' sounds like a No Doubt homage. And there are blatant errors of judgment on this album, particularly the increased vocal presence of Mr. Bush, whose anguished scrape is a heavy anchor pulling down ''Stand Up,'' ''Wide Open,'' and the many songs on which he sings harmony at the chorus.</w:t>
         <w:br/>
-        <w:t>Hauser, a New York lawyer and novelist who helped write Muhammad Ali's autobiography, had never set foot on a golf course until he met Palmer to write the book. As a self-described liberal-minded Democrat, Hauser distances himself politically from a conservative-minded subject whose heroes are Ike Eisenhower, Bob Hope and John Wayne. Hauser even includes some mild rebukes by Arthur Ashe and others of Palmer's seeming insensitivity to the world outside the country club. But that, of course, is also part of his appeal. It is the members of the club and those who hope to join who love Arnie.</w:t>
+        <w:t>Ms. Nettles is a force, and Sugarland is best when acknowledging that fact, giving her free rein, as on ''Little Miss.'' But the tentative ''Tonight,'' with its echoes of Heart, suggests the group is wary of making a ballad as stark and jaw-droppingly pretty as ''Stay,'' its 2007 single and biggest pop hit. That song was written with Kevin Griffin, of Better Than Ezra.</w:t>
         <w:br/>
-        <w:t>Hauser quotes Ernest Dichter, the father of motivational research, who told The Wall Street Journal: "People are themselves winning through Palmer. He looks and acts like a regular guy, and at the same time he does things others only wish they could do. His expressiveness makes spectators feel they're part of his game. He looks as though he needs their help and they respond."</w:t>
+        <w:t>Sugarland wrote most of this album on its own, but the group is typically better with help: words are not its forte. Often the songs lean on bland inspirational platitudes or mystical gobbledygook: ''Feels like I'm floating, weightless in flight/Planets exploding, as a soul and gravity fight,'' Ms. Nettles sings on the title track.</w:t>
         <w:br/>
-        <w:t xml:space="preserve"> Although Palmer has not won a major tournament in 30 years, just last week Forbes found him No. 4 in earnings among athletes, up from last year's No. 11. Palmer earned, according to Forbes, $13.6 million (only $100,000 in golf earnings), which was $1.2 million less than his longtime rival, Nicklaus, who jumped from No. 13 to No. 3. For much of this half of the century, Palmer has topped the list. For the past three years, Jordan has been m.v.p. (most valuable product), although his earnings seem to be more in hard endorsement cash than in revenues from business ventures.</w:t>
+        <w:t>An exception is the album closer, ''Shine the Light,'' a gentle bit of gospel-inflected soul. It's just Ms. Nettles here, singing while playing the piano, tossing her big voice around with ease. There's a terrific soul cover album in her somewhere. It would be something worth leaving country behind for. Sugarland plays at the Best Buy Theater on Monday night. JON CARAMANICA</w:t>
         <w:br/>
-        <w:t>Jordan keeps being criticized for not using his enormous celebrity for the kind of social progress that politicians seem to have abandoned, while hardly anyone heckles Arnie for playing along with the systemic racism of his sport.</w:t>
+        <w:t>DIE ANTWOORD</w:t>
         <w:br/>
-        <w:t>"Arnold is an American icon," said Hauser. "There was talk 20 years ago about his running for Governor of Pennsylvania, and I think he would have won. I think he could have been President. I wouldn't have voted for him. But if you look at the results of the past election, there are plenty of people who would."</w:t>
+        <w:t>''$O$''</w:t>
         <w:br/>
-        <w:t>Has the Plaid Age returned?</w:t>
+        <w:t>(Cherry Tree/Interscope)</w:t>
         <w:br/>
-        <w:t>"There is something about golf that suggests Dad and Granddad also played," said Heywood Hale Broun, among whose lasting awards was banishment from the Masters for less than reverent reporting. "It's too expensive for most of us to own a yacht or race horses, but almost anyone can buy a set of clubs and move right into the middle class. The poor toss baskets and go to a vacant lot, if there is one, to play baseball, but the middle class play golf, which is a sort of super outdoor pinball."</w:t>
+        <w:t>The South African hip-hop group Die Antwoord formed in 2009 and exploded via the Internet with a video clip, ''Zef Style,'' that has had more than four million views. If there isn't already a Ph.D. thesis in the works somewhere -- with a title like ''Die Antwoord Gets 'In Your Face': Class, Race, Gender and Authenticity in Post-Apartheid South Africa'' -- then there will be now that the group has released its American debut album, ''$O$.''</w:t>
+        <w:br/>
+        <w:t>Die Antwoord, which means ''the answer'' in Afrikaans, made its reputation via multimedia: in online video clips and on tour. So ''$O$'' faces the question of whether its music can hold up as audio alone, and it turns out to be pretty thin. Half the album's songs -- the better ones -- appeared on a version of ''$0$'' released last year on the group's Web site; other songs featured fellow rappers in Afrikaans, absent from the United States version.</w:t>
+        <w:br/>
+        <w:t>Die Antwoord includes the tall, skinny rapper Ninja, born Watkin Tudor Jones; the petite blond singer and rapper Yo-Landi Visser (who is the mother of his daughter, although they are now officially ''just friends''); and the producer DJ Hi-Tek.</w:t>
+        <w:br/>
+        <w:t>Together they came up with a local Capetown hip-hop, in English and percussively guttural Afrikaans. It combines Ninja's rapid-fire, very raunchy rhymes with Ms. Visser singing choruses in a piping high register or rapping -- ''I got what you want boy/ you're never gonna get it'' -- over DJ Hi-Tek's minimal synthesized tracks. They call it zef-rave; zef is Capetown's working-class white culture, and Hi-Tek's music is homemade techno. On tour Die Antwoord has been busily teaching international audiences rude phrases in Afrikaans, including the one translated and set to a nyah-nyah chorus in ''Fish Paste.''</w:t>
+        <w:br/>
+        <w:t>Mr. Jones has tried numerous hip-hop projects since the early 2000s. With Die Antwoord, he found a shtick that worked. How much is put on and how much is genuine is, in the end, no more relevant than it is for any other rappers boasting about their monumental badness. In ''Enter the Ninja,'' Die Antwoord's best song by far, Ninja boasts, ''My life is like a video game'': two-dimensional and proud of it. With Ms. Visser as his punctuation and sonic contrast -- she's high and clear, he's low and scratchy -- Ninja is arrogant, lewd and belligerent.</w:t>
+        <w:br/>
+        <w:t>In songs like ''In Your Face,'' ''Beat Boy'' (the music from the ''Zef Side'' video) and especially ''Enter the Ninja,'' which has Ms. Visser's best vocal hook, Ninja is quick-tongued and quick-witted. At times, though, he resorts to homage-cum-plunder of American gangsta rap, calling himself a ''ninja with attitude.''</w:t>
+        <w:br/>
+        <w:t>''$O$'' may be as much Die Antwoord as the world needs. Except for ''In Your Face,'' the newer songs already sound forced. But Die Antwoord's initial blasts deserved all their mouse clicks. JON PARELES</w:t>
+        <w:br/>
+        <w:t>BENOiT DELBECQ</w:t>
+        <w:br/>
+        <w:t>''Circles and Calligrams''</w:t>
+        <w:br/>
+        <w:t>''The Sixth Jump''</w:t>
+        <w:br/>
+        <w:t>(Songlines)</w:t>
+        <w:br/>
+        <w:t>A thoughtful chill runs through the music of Benoit Delbecq, a French pianist of investigative temperament and crystalline technique. With the chamber-improv group Kartet and in his parallel solo career, he has traveled a mixed continuum of modern jazz, indigenous folk and contemporary classical, without getting hung up on orthodoxy. There's a ton of compressed energy in his playing, but he projects an unflappable calm.</w:t>
+        <w:br/>
+        <w:t>Mr. Delbecq has two new albums, both excellent reflections on his musical identity. ''Circles and Calligrams'' is a solo outing, his second; ''The Sixth Jump'' is a trio album, somehow his first. Each stands alone, but they make even more sense together, and not just because they have a couple of tracks in common. They share an air of relaxed intricacy and matter-of-fact experimentation, coming across as neither precious nor arcane.</w:t>
+        <w:br/>
+        <w:t>The solo album is partly a showcase for Mr. Delbecq's piano preparations: manual tweaks to the instrument, using erasers and pieces of wood, that put a range of expressive timbre at his fingertips. (The obvious precedent is John Cage, for whom Mr. Delbecq has professed some affinity.) ''A Lack of Dreams'' and ''Fireflies,'' two of the sprightlier tunes, deploy these effects as an undercarriage chug, like the sputter of a troubled engine. A song called ''Biobeat'' makes its muted clangor more of a focal point, with an off-balance, hypnotic nine-beat rhythmic cycle.</w:t>
+        <w:br/>
+        <w:t>Elsewhere -- on ''Meanwhile,'' a sternly gleaming reflection, and ''Flakes,'' a twitchy, raglike tune by Steve Lacy -- the preparations are minimal, so that what you get is closer to standard pianism. (The piano, a 92-key Bosendorfer, is exquisitely recorded by Mr. Delbecq's regular engineer, Etienne Bultingaire.) Still, even a gently chiming theme like ''Le Sixieme Saut'' conveys a complex impression, sounding restful but hardly at ease.</w:t>
+        <w:br/>
+        <w:t>''Le Sixieme Saut'' also appears on ''The Sixth Jump,'' which features the esteemed French bassist Jean-Jacques Avenel and the ingenious Congolese drummer Emile Biayenda. In this version the song is further abstracted, pulled wide like taffy, and yet the stir and resonance of the trio gives it a rooted quality. A similar thing happens on ''Ando'' (the other overlapping tune) and on ''Letter to Gyorgy L.'' (for Ligeti, naturally) -- the sympathetic, patient rapport of the musicians brings cool clarity to some dissonant ideas.</w:t>
+        <w:br/>
+        <w:t>A lot of the joy in that rapport derives from African polyrhythm, a specialty for all of the musicians onboard. Mr. Biayenda's drumming, deftly incorporating shakers and gourds, makes that connection clearly but with subtlety. Mr. Avenel is no less crucial, often shaping counterpoint in ways that suggest Malian kora music. But the flow of the trio, as governed by Mr. Delbecq, is modern, even sleek. It says something that this album includes several remixes, by Steve Arguelles, that fit quite seamlessly into the whole. NATE CHINEN</w:t>
+        <w:br/>
+        <w:br/>
+        <w:t>http://www.nytimes.com</w:t>
+        <w:br/>
+        <w:br/>
+        <w:t>Graphic</w:t>
+        <w:br/>
+        <w:br/>
+        <w:t xml:space="preserve"> </w:t>
+        <w:br/>
+        <w:t>PHOTO</w:t>
       </w:r>
     </w:p>
     <w:sectPr>

--- a/example_articles/countries/South Africa/3.countries_South Africa_New_York_Times.docx
+++ b/example_articles/countries/South Africa/3.countries_South Africa_New_York_Times.docx
@@ -7,7 +7,7 @@
         <w:pStyle w:val="Heading1"/>
       </w:pPr>
       <w:r>
-        <w:t>New CDs</w:t>
+        <w:t>NEWS SUMMARY: THURSDAY, DECEMBER 24, 1987</w:t>
       </w:r>
     </w:p>
     <w:p>
@@ -17,17 +17,17 @@
     </w:p>
     <w:p>
       <w:r>
-        <w:t>Date: 2010-10-18</w:t>
+        <w:t>Date: 1987-12-24</w:t>
       </w:r>
     </w:p>
     <w:p>
       <w:r>
-        <w:t>Section: Section C; Column 0; The Arts/Cultural Desk; Pg. 4; CRITICS' CHOICE</w:t>
+        <w:t>Section: Section A; Page 2, Column 5; Metropolitan Desk; SUMMARY</w:t>
       </w:r>
     </w:p>
     <w:p>
       <w:r>
-        <w:t>Source file: NYT/41.DOCX</w:t>
+        <w:t>Source file: NYT/45.DOCX</w:t>
       </w:r>
     </w:p>
     <w:p>
@@ -49,74 +49,181 @@
     </w:p>
     <w:p>
       <w:r>
-        <w:t>SUGARLAND</w:t>
-        <w:br/>
-        <w:t>''The Incredible Machine''</w:t>
-        <w:br/>
-        <w:t>(Mercury Nashville)</w:t>
-        <w:br/>
-        <w:t>No country act struggles more with its countryness than Sugarland. It isn't especially equipped for the task. Jennifer Nettles, the lead singer, has a showstopping voice, a slick howl that feels effortless. Kristian Bush, her partner, plays sweet, cheerful guitar. Their brand of country-pop is shiny and overwhelmingly optimistic, filling and simple.</w:t>
-        <w:br/>
-        <w:t>Sugarland is a duo, though really only in name: it's Ms. Nettles's show, and it's been an impressive one since its 2004 debut, ''Twice the Speed of Life.'' But on ''The Incredible Machine,'' the fourth Sugarland album, Ms. Nettles is in retreat, taking pains to undermine her monster of a voice, perhaps the best in country music today. She softens its punch by pulling away from some syllables on ''All We Are.'' On ''Tonight,'' she adopts a breathy, slightly gothic 1980s theatricality. Most peculiar is the reggae patois she slips into on ''Every Girl Like Me'' and the single ''Stuck Like Glue.''</w:t>
-        <w:br/>
-        <w:t>This all amounts to an unwelcome unraveling of the Sugarland formula. As a country duo, the members of Sugarland are surefooted. As tweakers of Nashville orthodoxies, they're goofy and fun, but clumsy. ''Stuck Like Glue'' opens with a bit of pseudo-beatboxing, though it's notable more for being irksome than for being novel. ''Find the Beat Again'' sounds like a No Doubt homage. And there are blatant errors of judgment on this album, particularly the increased vocal presence of Mr. Bush, whose anguished scrape is a heavy anchor pulling down ''Stand Up,'' ''Wide Open,'' and the many songs on which he sings harmony at the chorus.</w:t>
-        <w:br/>
-        <w:t>Ms. Nettles is a force, and Sugarland is best when acknowledging that fact, giving her free rein, as on ''Little Miss.'' But the tentative ''Tonight,'' with its echoes of Heart, suggests the group is wary of making a ballad as stark and jaw-droppingly pretty as ''Stay,'' its 2007 single and biggest pop hit. That song was written with Kevin Griffin, of Better Than Ezra.</w:t>
-        <w:br/>
-        <w:t>Sugarland wrote most of this album on its own, but the group is typically better with help: words are not its forte. Often the songs lean on bland inspirational platitudes or mystical gobbledygook: ''Feels like I'm floating, weightless in flight/Planets exploding, as a soul and gravity fight,'' Ms. Nettles sings on the title track.</w:t>
-        <w:br/>
-        <w:t>An exception is the album closer, ''Shine the Light,'' a gentle bit of gospel-inflected soul. It's just Ms. Nettles here, singing while playing the piano, tossing her big voice around with ease. There's a terrific soul cover album in her somewhere. It would be something worth leaving country behind for. Sugarland plays at the Best Buy Theater on Monday night. JON CARAMANICA</w:t>
-        <w:br/>
-        <w:t>DIE ANTWOORD</w:t>
-        <w:br/>
-        <w:t>''$O$''</w:t>
-        <w:br/>
-        <w:t>(Cherry Tree/Interscope)</w:t>
-        <w:br/>
-        <w:t>The South African hip-hop group Die Antwoord formed in 2009 and exploded via the Internet with a video clip, ''Zef Style,'' that has had more than four million views. If there isn't already a Ph.D. thesis in the works somewhere -- with a title like ''Die Antwoord Gets 'In Your Face': Class, Race, Gender and Authenticity in Post-Apartheid South Africa'' -- then there will be now that the group has released its American debut album, ''$O$.''</w:t>
-        <w:br/>
-        <w:t>Die Antwoord, which means ''the answer'' in Afrikaans, made its reputation via multimedia: in online video clips and on tour. So ''$O$'' faces the question of whether its music can hold up as audio alone, and it turns out to be pretty thin. Half the album's songs -- the better ones -- appeared on a version of ''$0$'' released last year on the group's Web site; other songs featured fellow rappers in Afrikaans, absent from the United States version.</w:t>
-        <w:br/>
-        <w:t>Die Antwoord includes the tall, skinny rapper Ninja, born Watkin Tudor Jones; the petite blond singer and rapper Yo-Landi Visser (who is the mother of his daughter, although they are now officially ''just friends''); and the producer DJ Hi-Tek.</w:t>
-        <w:br/>
-        <w:t>Together they came up with a local Capetown hip-hop, in English and percussively guttural Afrikaans. It combines Ninja's rapid-fire, very raunchy rhymes with Ms. Visser singing choruses in a piping high register or rapping -- ''I got what you want boy/ you're never gonna get it'' -- over DJ Hi-Tek's minimal synthesized tracks. They call it zef-rave; zef is Capetown's working-class white culture, and Hi-Tek's music is homemade techno. On tour Die Antwoord has been busily teaching international audiences rude phrases in Afrikaans, including the one translated and set to a nyah-nyah chorus in ''Fish Paste.''</w:t>
-        <w:br/>
-        <w:t>Mr. Jones has tried numerous hip-hop projects since the early 2000s. With Die Antwoord, he found a shtick that worked. How much is put on and how much is genuine is, in the end, no more relevant than it is for any other rappers boasting about their monumental badness. In ''Enter the Ninja,'' Die Antwoord's best song by far, Ninja boasts, ''My life is like a video game'': two-dimensional and proud of it. With Ms. Visser as his punctuation and sonic contrast -- she's high and clear, he's low and scratchy -- Ninja is arrogant, lewd and belligerent.</w:t>
-        <w:br/>
-        <w:t>In songs like ''In Your Face,'' ''Beat Boy'' (the music from the ''Zef Side'' video) and especially ''Enter the Ninja,'' which has Ms. Visser's best vocal hook, Ninja is quick-tongued and quick-witted. At times, though, he resorts to homage-cum-plunder of American gangsta rap, calling himself a ''ninja with attitude.''</w:t>
-        <w:br/>
-        <w:t>''$O$'' may be as much Die Antwoord as the world needs. Except for ''In Your Face,'' the newer songs already sound forced. But Die Antwoord's initial blasts deserved all their mouse clicks. JON PARELES</w:t>
-        <w:br/>
-        <w:t>BENOiT DELBECQ</w:t>
-        <w:br/>
-        <w:t>''Circles and Calligrams''</w:t>
-        <w:br/>
-        <w:t>''The Sixth Jump''</w:t>
-        <w:br/>
-        <w:t>(Songlines)</w:t>
-        <w:br/>
-        <w:t>A thoughtful chill runs through the music of Benoit Delbecq, a French pianist of investigative temperament and crystalline technique. With the chamber-improv group Kartet and in his parallel solo career, he has traveled a mixed continuum of modern jazz, indigenous folk and contemporary classical, without getting hung up on orthodoxy. There's a ton of compressed energy in his playing, but he projects an unflappable calm.</w:t>
-        <w:br/>
-        <w:t>Mr. Delbecq has two new albums, both excellent reflections on his musical identity. ''Circles and Calligrams'' is a solo outing, his second; ''The Sixth Jump'' is a trio album, somehow his first. Each stands alone, but they make even more sense together, and not just because they have a couple of tracks in common. They share an air of relaxed intricacy and matter-of-fact experimentation, coming across as neither precious nor arcane.</w:t>
-        <w:br/>
-        <w:t>The solo album is partly a showcase for Mr. Delbecq's piano preparations: manual tweaks to the instrument, using erasers and pieces of wood, that put a range of expressive timbre at his fingertips. (The obvious precedent is John Cage, for whom Mr. Delbecq has professed some affinity.) ''A Lack of Dreams'' and ''Fireflies,'' two of the sprightlier tunes, deploy these effects as an undercarriage chug, like the sputter of a troubled engine. A song called ''Biobeat'' makes its muted clangor more of a focal point, with an off-balance, hypnotic nine-beat rhythmic cycle.</w:t>
-        <w:br/>
-        <w:t>Elsewhere -- on ''Meanwhile,'' a sternly gleaming reflection, and ''Flakes,'' a twitchy, raglike tune by Steve Lacy -- the preparations are minimal, so that what you get is closer to standard pianism. (The piano, a 92-key Bosendorfer, is exquisitely recorded by Mr. Delbecq's regular engineer, Etienne Bultingaire.) Still, even a gently chiming theme like ''Le Sixieme Saut'' conveys a complex impression, sounding restful but hardly at ease.</w:t>
-        <w:br/>
-        <w:t>''Le Sixieme Saut'' also appears on ''The Sixth Jump,'' which features the esteemed French bassist Jean-Jacques Avenel and the ingenious Congolese drummer Emile Biayenda. In this version the song is further abstracted, pulled wide like taffy, and yet the stir and resonance of the trio gives it a rooted quality. A similar thing happens on ''Ando'' (the other overlapping tune) and on ''Letter to Gyorgy L.'' (for Ligeti, naturally) -- the sympathetic, patient rapport of the musicians brings cool clarity to some dissonant ideas.</w:t>
-        <w:br/>
-        <w:t>A lot of the joy in that rapport derives from African polyrhythm, a specialty for all of the musicians onboard. Mr. Biayenda's drumming, deftly incorporating shakers and gourds, makes that connection clearly but with subtlety. Mr. Avenel is no less crucial, often shaping counterpoint in ways that suggest Malian kora music. But the flow of the trio, as governed by Mr. Delbecq, is modern, even sleek. It says something that this album includes several remixes, by Steve Arguelles, that fit quite seamlessly into the whole. NATE CHINEN</w:t>
-        <w:br/>
-        <w:br/>
-        <w:t>http://www.nytimes.com</w:t>
-        <w:br/>
-        <w:br/>
-        <w:t>Graphic</w:t>
-        <w:br/>
+        <w:t>INTERNATIONAL/A2-9</w:t>
         <w:br/>
         <w:t xml:space="preserve"> </w:t>
         <w:br/>
-        <w:t>PHOTO</w:t>
+        <w:t>Heavy reinforcements of troops were evident in the West Bank and Gaza Strip as the Israeli Government pressed tough measures to smother disorders in the occupied territories where at least 22 protesters have been killed.    Page A1</w:t>
+        <w:br/>
+        <w:t xml:space="preserve"> </w:t>
+        <w:br/>
+        <w:t>Israel rejected a U.S. assertion that Israeli troops had used excessive force in quelling Palestinian riots. An Israeli Foreign Ministry statement said, ''There is no foundation or justification for blaming Israel.''    A6</w:t>
+        <w:br/>
+        <w:t xml:space="preserve"> </w:t>
+        <w:br/>
+        <w:t>Urging non-deadly techniques to control rioting in the occupied territories, the State Department expressed frustration over Israel's using soldiers armed with automatic weapons and live ammunition to confront demonstrators.    A6</w:t>
+        <w:br/>
+        <w:t xml:space="preserve"> </w:t>
+        <w:br/>
+        <w:t>A chemical arms plant in Libya is under contruction, the Reagan Administration said. The spread of chemical weapons to the third world is greatly feared by Western leaders.     A1</w:t>
+        <w:br/>
+        <w:t xml:space="preserve"> </w:t>
+        <w:br/>
+        <w:t>Nonwhite South Africans can rent apartments in some buildings in Johannesburg and other cities - in areas still officially reserved for whites. Until a few years ago, one such structure was a bastion of working-class whites.    A1</w:t>
+        <w:br/>
+        <w:t xml:space="preserve"> </w:t>
+        <w:br/>
+        <w:t>Aid to developing countries will be pledged by a broad group of nations that are ready to contribute about $8 billion to a new fund aiding the poorest and most indebted areas, mainly in sub-Saharan Africa.    A3</w:t>
+        <w:br/>
+        <w:t xml:space="preserve"> </w:t>
+        <w:br/>
+        <w:t>A P.L.O. observer mission to the U.N. may close under a new spending law, unless President Reagan can find a way to keep it open. The President signed the two-year, $8.3 billion State Department bill even though he opposes the P.L.O. office provision.    A3</w:t>
+        <w:br/>
+        <w:t xml:space="preserve"> </w:t>
+        <w:br/>
+        <w:t>An unarmed teen-ager hijacked a KLM airliner with 97 people aboard, forced it to land in Rome and demanded $1 million. Four hours later, the police overpowered the youth and freed all hostages unharmed.    A7</w:t>
+        <w:br/>
+        <w:t xml:space="preserve"> </w:t>
+        <w:br/>
+        <w:t>Ruling party chief killed in Sri Lanka     A2</w:t>
+        <w:br/>
+        <w:t xml:space="preserve"> </w:t>
+        <w:br/>
+        <w:t>Prague Journal: A tribute to a border patrol     A4</w:t>
+        <w:br/>
+        <w:t xml:space="preserve"> </w:t>
+        <w:br/>
+        <w:t>Christmas in Paris     A7</w:t>
+        <w:br/>
+        <w:t xml:space="preserve"> </w:t>
+        <w:br/>
+        <w:t>Egypt expanding military role in gulf     A8</w:t>
+        <w:br/>
+        <w:t xml:space="preserve"> </w:t>
+        <w:br/>
+        <w:t>China ousts a ''reactionary''     A9</w:t>
+        <w:br/>
+        <w:t xml:space="preserve"> </w:t>
+        <w:br/>
+        <w:t>NATIONAL/A10-12, A20, B6-B10</w:t>
+        <w:br/>
+        <w:t xml:space="preserve"> </w:t>
+        <w:br/>
+        <w:t>A radical new computer design appears ready for wide acceptance after a surprise about-face by I.B.M. that pleased the Federal Government and surprised the industry.     A1</w:t>
+        <w:br/>
+        <w:t xml:space="preserve"> </w:t>
+        <w:br/>
+        <w:t>Testing recruits for drug abuse will be required by a law passed by Congress. The testing has been opposed by some officials in the Defense Department who contend that it is unneccessary and costly.    A1</w:t>
+        <w:br/>
+        <w:t xml:space="preserve"> </w:t>
+        <w:br/>
+        <w:t>The Computer Security Act has been passed by the Senate, restoring civilian control over safeguarding information stored in the nation's computers. President Reagan is expected to sign the bill.    A10</w:t>
+        <w:br/>
+        <w:t xml:space="preserve"> </w:t>
+        <w:br/>
+        <w:t>Many post offices will be closed for at least the next two Saturdays and new construction projects will be cut in half as part of a package of budget-slashing measures, the Postal Service announced.    B6</w:t>
+        <w:br/>
+        <w:t xml:space="preserve"> </w:t>
+        <w:br/>
+        <w:t>Economic growth will be lower than originally predicted, but 1988 will become the sixth consecutive year without a recession, the Reagan Administration said in the second of its twice-a-year forecasts.    D1</w:t>
+        <w:br/>
+        <w:t xml:space="preserve"> </w:t>
+        <w:br/>
+        <w:t>Bishop support of AIDS education and the use of condoms has been welcomed by officials at four major Catholic schools who said they welcome the statement as an endorsement of their existing AIDS policies.     B4</w:t>
+        <w:br/>
+        <w:t xml:space="preserve"> </w:t>
+        <w:br/>
+        <w:t>Parents of a young AIDS victim have gone to court in an effort to force the Fairfax County, VA. school system to reverse a decision that forbids their 5-year-old child to attend classes.     B4</w:t>
+        <w:br/>
+        <w:t xml:space="preserve"> </w:t>
+        <w:br/>
+        <w:t>The space shuttle rocket booster was fired in the second full-scale test of the redesigned model in Utah. Flaws in the booster are believed to have been responsible for the 1986 Challenger disaster.    B10</w:t>
+        <w:br/>
+        <w:t xml:space="preserve"> </w:t>
+        <w:br/>
+        <w:t>The ''people meter'' ratings device seems to be a network nightmare coming true. A 10 percent decline in ratings provokes the debate: Is the loss of viewers really so dramatic, or is the new system inaccurate?     A1</w:t>
+        <w:br/>
+        <w:t xml:space="preserve"> </w:t>
+        <w:br/>
+        <w:t>Brownsville Journal: It's the season for tamales     A10</w:t>
+        <w:br/>
+        <w:t xml:space="preserve"> </w:t>
+        <w:br/>
+        <w:t>Homeless children look for hugs as well as shelter     A10</w:t>
+        <w:br/>
+        <w:t xml:space="preserve"> </w:t>
+        <w:br/>
+        <w:t>Panel splits on dealing with racial rift in Georgia     A11</w:t>
+        <w:br/>
+        <w:t xml:space="preserve"> </w:t>
+        <w:br/>
+        <w:t>Insurance companies underwrite Dole's campaign      B6</w:t>
+        <w:br/>
+        <w:t xml:space="preserve"> </w:t>
+        <w:br/>
+        <w:t>Meningitis vaccine approved     B10</w:t>
+        <w:br/>
+        <w:t xml:space="preserve"> </w:t>
+        <w:br/>
+        <w:t>Six die in commuter plane crash in Alaska     B10</w:t>
+        <w:br/>
+        <w:t xml:space="preserve"> </w:t>
+        <w:br/>
+        <w:t>Washington Talk    A12</w:t>
+        <w:br/>
+        <w:t xml:space="preserve"> </w:t>
+        <w:br/>
+        <w:t>I. F. Stone at 80: The scooping goes on</w:t>
+        <w:br/>
+        <w:t xml:space="preserve"> </w:t>
+        <w:br/>
+        <w:t>Gifts in Congress</w:t>
+        <w:br/>
+        <w:t xml:space="preserve"> </w:t>
+        <w:br/>
+        <w:t>REGIONAL/B1-5</w:t>
+        <w:br/>
+        <w:t xml:space="preserve"> </w:t>
+        <w:br/>
+        <w:t>A comprehensive anti-smoking bill that would restrict the practice in most enclosed public places, including retail stores, restaurants and taxicabs was approved, 30-1, by the New York City Council.    A1</w:t>
+        <w:br/>
+        <w:t xml:space="preserve"> </w:t>
+        <w:br/>
+        <w:t>An effort to sell a juror's account of the Howard Beach trial to three New York newspapers has focused attention on an ethical and legal quandary that many journalists and lawyers describe as extremely troubling.    B3</w:t>
+        <w:br/>
+        <w:t xml:space="preserve"> </w:t>
+        <w:br/>
+        <w:t>A lawyer in the Howard Beach case said that he would ask the judge for a hearing to determine if, before the verdict, the foreman of the jury had authorized a television news producer to try to sell her story to newspapers.    B3</w:t>
+        <w:br/>
+        <w:t xml:space="preserve"> </w:t>
+        <w:br/>
+        <w:t>A judge is allowing Joseph Armone, the reputed underboss of the Gambino crime family, to be released on $1 million bail pending sentencing, if he resigns any underworld post he may hold.    B2</w:t>
+        <w:br/>
+        <w:t xml:space="preserve"> </w:t>
+        <w:br/>
+        <w:t>U.S. plans two more buildings for Foley Square area     B1</w:t>
+        <w:br/>
+        <w:t xml:space="preserve"> </w:t>
+        <w:br/>
+        <w:t>Specter of drugs hangs over street in Harlem     B1</w:t>
+        <w:br/>
+        <w:t xml:space="preserve"> </w:t>
+        <w:br/>
+        <w:t xml:space="preserve">Aliens penalized for coming forward for asylum    </w:t>
+        <w:br/>
+        <w:t>B1</w:t>
+        <w:br/>
+        <w:t xml:space="preserve"> </w:t>
+        <w:br/>
+        <w:t>Soured friendship exposed in case of '82 Queens slayings     B2</w:t>
+        <w:br/>
+        <w:t xml:space="preserve"> </w:t>
+        <w:br/>
+        <w:t>Judge in Manhattan is charged with misusing powers     B5</w:t>
+        <w:br/>
+        <w:t xml:space="preserve"> </w:t>
+        <w:br/>
+        <w:t>Neediest Cases    B8</w:t>
       </w:r>
     </w:p>
     <w:sectPr>
